--- a/dist/downloads/A3519988/A3519988_H6_Secretariat_templates_pack.docx
+++ b/dist/downloads/A3519988/A3519988_H6_Secretariat_templates_pack.docx
@@ -59,7 +59,7 @@
           <w:color w:val="595959"/>
           <w:sz w:val="21"/>
         </w:rPr>
-        <w:t>Seven templates, drawn from the modules. They are drafted to be used as they stand, or adapted to your own institution’s format. Nothing in them requires a decision beyond the secretariat and the chair.</w:t>
+        <w:t>Eight templates, drawn from the modules. They are drafted to be used as they stand, or adapted to your own institution’s format. Nothing in them requires a decision beyond the secretariat and the chair.</w:t>
       </w:r>
     </w:p>
     <w:p>
@@ -3465,6 +3465,380 @@
           <w:sz w:val="22"/>
         </w:rPr>
         <w:t>Institution: ______________________________    Team members: ______________________________________________</w:t>
+      </w:r>
+    </w:p>
+    <w:p>
+      <w:r>
+        <w:br w:type="page"/>
+      </w:r>
+    </w:p>
+    <w:p>
+      <w:pPr>
+        <w:spacing w:before="0" w:after="60"/>
+      </w:pPr>
+      <w:r>
+        <w:rPr>
+          <w:rFonts w:ascii="Calibri" w:hAnsi="Calibri"/>
+          <w:b/>
+          <w:i w:val="0"/>
+          <w:color w:val="0D6652"/>
+          <w:sz w:val="30"/>
+        </w:rPr>
+        <w:t>8  Two-part report — where the parties did not reach consensus</w:t>
+      </w:r>
+    </w:p>
+    <w:p>
+      <w:pPr>
+        <w:spacing w:before="0" w:after="80"/>
+      </w:pPr>
+      <w:r>
+        <w:rPr>
+          <w:rFonts w:ascii="Calibri" w:hAnsi="Calibri"/>
+          <w:b w:val="0"/>
+          <w:i/>
+          <w:color w:val="595959"/>
+          <w:sz w:val="20"/>
+        </w:rPr>
+        <w:t>Module 4. The South African method. Used when a matter concludes without full agreement and has to move forward anyway. Part A moves; Part B is recorded, in the dissenting party’s own words, and is not characterized by the secretariat.</w:t>
+      </w:r>
+    </w:p>
+    <w:tbl>
+      <w:tblPr>
+        <w:tblStyle w:val="TableGrid"/>
+        <w:tblW w:type="auto" w:w="0"/>
+        <w:jc w:val="left"/>
+        <w:tblLook w:firstColumn="1" w:firstRow="1" w:lastColumn="0" w:lastRow="0" w:noHBand="0" w:noVBand="1" w:val="04A0"/>
+      </w:tblPr>
+      <w:tblGrid>
+        <w:gridCol w:w="6840"/>
+        <w:gridCol w:w="6840"/>
+      </w:tblGrid>
+      <w:tr>
+        <w:tc>
+          <w:tcPr>
+            <w:tcW w:type="dxa" w:w="2880"/>
+            <w:shd w:val="clear" w:color="auto" w:fill="0D6652"/>
+          </w:tcPr>
+          <w:p>
+            <w:pPr>
+              <w:spacing w:before="20" w:after="40"/>
+            </w:pPr>
+            <w:r>
+              <w:rPr>
+                <w:rFonts w:ascii="Calibri" w:hAnsi="Calibri"/>
+                <w:b/>
+                <w:i w:val="0"/>
+                <w:color w:val="FFFFFF"/>
+                <w:sz w:val="19"/>
+              </w:rPr>
+            </w:r>
+          </w:p>
+        </w:tc>
+        <w:tc>
+          <w:tcPr>
+            <w:tcW w:type="dxa" w:w="11520"/>
+            <w:shd w:val="clear" w:color="auto" w:fill="0D6652"/>
+          </w:tcPr>
+          <w:p>
+            <w:pPr>
+              <w:spacing w:before="20" w:after="40"/>
+            </w:pPr>
+            <w:r>
+              <w:rPr>
+                <w:rFonts w:ascii="Calibri" w:hAnsi="Calibri"/>
+                <w:b/>
+                <w:i w:val="0"/>
+                <w:color w:val="FFFFFF"/>
+                <w:sz w:val="19"/>
+              </w:rPr>
+              <w:t>Content</w:t>
+            </w:r>
+          </w:p>
+        </w:tc>
+      </w:tr>
+      <w:tr>
+        <w:trPr>
+          <w:trHeight w:val="1080"/>
+        </w:trPr>
+        <w:tc>
+          <w:tcPr>
+            <w:tcW w:type="dxa" w:w="2880"/>
+          </w:tcPr>
+          <w:p>
+            <w:pPr>
+              <w:spacing w:before="20" w:after="20"/>
+            </w:pPr>
+            <w:r>
+              <w:rPr>
+                <w:rFonts w:ascii="Calibri" w:hAnsi="Calibri"/>
+                <w:b w:val="0"/>
+                <w:i w:val="0"/>
+                <w:sz w:val="19"/>
+              </w:rPr>
+              <w:t>Heading</w:t>
+            </w:r>
+          </w:p>
+        </w:tc>
+        <w:tc>
+          <w:tcPr>
+            <w:tcW w:type="dxa" w:w="11520"/>
+          </w:tcPr>
+          <w:p>
+            <w:pPr>
+              <w:spacing w:before="20" w:after="20"/>
+            </w:pPr>
+            <w:r>
+              <w:rPr>
+                <w:rFonts w:ascii="Calibri" w:hAnsi="Calibri"/>
+                <w:b w:val="0"/>
+                <w:i w:val="0"/>
+                <w:sz w:val="19"/>
+              </w:rPr>
+              <w:t>Report of the [body] on [matter], [meeting number and date]. Prepared by the secretariat under [rule]. Transmitted to [recipient].</w:t>
+            </w:r>
+          </w:p>
+        </w:tc>
+      </w:tr>
+      <w:tr>
+        <w:trPr>
+          <w:trHeight w:val="1080"/>
+        </w:trPr>
+        <w:tc>
+          <w:tcPr>
+            <w:tcW w:type="dxa" w:w="2880"/>
+            <w:shd w:val="clear" w:color="auto" w:fill="F4F6F5"/>
+          </w:tcPr>
+          <w:p>
+            <w:pPr>
+              <w:spacing w:before="20" w:after="20"/>
+            </w:pPr>
+            <w:r>
+              <w:rPr>
+                <w:rFonts w:ascii="Calibri" w:hAnsi="Calibri"/>
+                <w:b w:val="0"/>
+                <w:i w:val="0"/>
+                <w:sz w:val="19"/>
+              </w:rPr>
+              <w:t>Part A — provisions agreed</w:t>
+            </w:r>
+          </w:p>
+        </w:tc>
+        <w:tc>
+          <w:tcPr>
+            <w:tcW w:type="dxa" w:w="11520"/>
+            <w:shd w:val="clear" w:color="auto" w:fill="F4F6F5"/>
+          </w:tcPr>
+          <w:p>
+            <w:pPr>
+              <w:spacing w:before="20" w:after="20"/>
+            </w:pPr>
+            <w:r>
+              <w:rPr>
+                <w:rFonts w:ascii="Calibri" w:hAnsi="Calibri"/>
+                <w:b w:val="0"/>
+                <w:i w:val="0"/>
+                <w:sz w:val="19"/>
+              </w:rPr>
+              <w:t>The clauses on which all constituencies reached consensus, in final wording, numbered. Nothing in Part A is subject to further negotiation.</w:t>
+            </w:r>
+          </w:p>
+        </w:tc>
+      </w:tr>
+      <w:tr>
+        <w:trPr>
+          <w:trHeight w:val="1080"/>
+        </w:trPr>
+        <w:tc>
+          <w:tcPr>
+            <w:tcW w:type="dxa" w:w="2880"/>
+          </w:tcPr>
+          <w:p>
+            <w:pPr>
+              <w:spacing w:before="20" w:after="20"/>
+            </w:pPr>
+            <w:r>
+              <w:rPr>
+                <w:rFonts w:ascii="Calibri" w:hAnsi="Calibri"/>
+                <w:b w:val="0"/>
+                <w:i w:val="0"/>
+                <w:sz w:val="19"/>
+              </w:rPr>
+              <w:t>Part B — positions recorded</w:t>
+            </w:r>
+          </w:p>
+        </w:tc>
+        <w:tc>
+          <w:tcPr>
+            <w:tcW w:type="dxa" w:w="11520"/>
+          </w:tcPr>
+          <w:p>
+            <w:pPr>
+              <w:spacing w:before="20" w:after="20"/>
+            </w:pPr>
+            <w:r>
+              <w:rPr>
+                <w:rFonts w:ascii="Calibri" w:hAnsi="Calibri"/>
+                <w:b w:val="0"/>
+                <w:i w:val="0"/>
+                <w:sz w:val="19"/>
+              </w:rPr>
+              <w:t>For each unresolved point: the clause at issue; the position of each constituency, in the terms that constituency used; and the alternative wording each proposed. One block per constituency per point.</w:t>
+            </w:r>
+          </w:p>
+        </w:tc>
+      </w:tr>
+      <w:tr>
+        <w:trPr>
+          <w:trHeight w:val="1080"/>
+        </w:trPr>
+        <w:tc>
+          <w:tcPr>
+            <w:tcW w:type="dxa" w:w="2880"/>
+            <w:shd w:val="clear" w:color="auto" w:fill="F4F6F5"/>
+          </w:tcPr>
+          <w:p>
+            <w:pPr>
+              <w:spacing w:before="20" w:after="20"/>
+            </w:pPr>
+            <w:r>
+              <w:rPr>
+                <w:rFonts w:ascii="Calibri" w:hAnsi="Calibri"/>
+                <w:b w:val="0"/>
+                <w:i w:val="0"/>
+                <w:sz w:val="19"/>
+              </w:rPr>
+              <w:t>What the secretariat does NOT write</w:t>
+            </w:r>
+          </w:p>
+        </w:tc>
+        <w:tc>
+          <w:tcPr>
+            <w:tcW w:type="dxa" w:w="11520"/>
+            <w:shd w:val="clear" w:color="auto" w:fill="F4F6F5"/>
+          </w:tcPr>
+          <w:p>
+            <w:pPr>
+              <w:spacing w:before="20" w:after="20"/>
+            </w:pPr>
+            <w:r>
+              <w:rPr>
+                <w:rFonts w:ascii="Calibri" w:hAnsi="Calibri"/>
+                <w:b w:val="0"/>
+                <w:i w:val="0"/>
+                <w:sz w:val="19"/>
+              </w:rPr>
+              <w:t>No assessment of which position is better founded. No merged form of words nobody proposed. No "the parties broadly agreed". No omission of a position because it was stated late or stated sharply.</w:t>
+            </w:r>
+          </w:p>
+        </w:tc>
+      </w:tr>
+      <w:tr>
+        <w:trPr>
+          <w:trHeight w:val="1080"/>
+        </w:trPr>
+        <w:tc>
+          <w:tcPr>
+            <w:tcW w:type="dxa" w:w="2880"/>
+          </w:tcPr>
+          <w:p>
+            <w:pPr>
+              <w:spacing w:before="20" w:after="20"/>
+            </w:pPr>
+            <w:r>
+              <w:rPr>
+                <w:rFonts w:ascii="Calibri" w:hAnsi="Calibri"/>
+                <w:b w:val="0"/>
+                <w:i w:val="0"/>
+                <w:sz w:val="19"/>
+              </w:rPr>
+              <w:t>Confirmation step</w:t>
+            </w:r>
+          </w:p>
+        </w:tc>
+        <w:tc>
+          <w:tcPr>
+            <w:tcW w:type="dxa" w:w="11520"/>
+          </w:tcPr>
+          <w:p>
+            <w:pPr>
+              <w:spacing w:before="20" w:after="20"/>
+            </w:pPr>
+            <w:r>
+              <w:rPr>
+                <w:rFonts w:ascii="Calibri" w:hAnsi="Calibri"/>
+                <w:b w:val="0"/>
+                <w:i w:val="0"/>
+                <w:sz w:val="19"/>
+              </w:rPr>
+              <w:t>Part B is circulated to each constituency for confirmation that its own position is accurately recorded — not for comment on the others’. Three working days, then it stands.</w:t>
+            </w:r>
+          </w:p>
+        </w:tc>
+      </w:tr>
+      <w:tr>
+        <w:trPr>
+          <w:trHeight w:val="1080"/>
+        </w:trPr>
+        <w:tc>
+          <w:tcPr>
+            <w:tcW w:type="dxa" w:w="2880"/>
+            <w:shd w:val="clear" w:color="auto" w:fill="F4F6F5"/>
+          </w:tcPr>
+          <w:p>
+            <w:pPr>
+              <w:spacing w:before="20" w:after="20"/>
+            </w:pPr>
+            <w:r>
+              <w:rPr>
+                <w:rFonts w:ascii="Calibri" w:hAnsi="Calibri"/>
+                <w:b w:val="0"/>
+                <w:i w:val="0"/>
+                <w:sz w:val="19"/>
+              </w:rPr>
+              <w:t>Closing line</w:t>
+            </w:r>
+          </w:p>
+        </w:tc>
+        <w:tc>
+          <w:tcPr>
+            <w:tcW w:type="dxa" w:w="11520"/>
+            <w:shd w:val="clear" w:color="auto" w:fill="F4F6F5"/>
+          </w:tcPr>
+          <w:p>
+            <w:pPr>
+              <w:spacing w:before="20" w:after="20"/>
+            </w:pPr>
+            <w:r>
+              <w:rPr>
+                <w:rFonts w:ascii="Calibri" w:hAnsi="Calibri"/>
+                <w:b w:val="0"/>
+                <w:i w:val="0"/>
+                <w:sz w:val="19"/>
+              </w:rPr>
+              <w:t>The secretariat records that consensus was reached on the provisions in Part A and was not reached on the points in Part B. The [body] may wish to transmit the report on that basis.</w:t>
+            </w:r>
+          </w:p>
+        </w:tc>
+      </w:tr>
+    </w:tbl>
+    <w:p>
+      <w:pPr>
+        <w:spacing w:after="40"/>
+      </w:pPr>
+    </w:p>
+    <w:p>
+      <w:pPr>
+        <w:spacing w:before="80" w:after="80"/>
+      </w:pPr>
+      <w:r>
+        <w:rPr>
+          <w:rFonts w:ascii="Calibri" w:hAnsi="Calibri"/>
+          <w:b w:val="0"/>
+          <w:i/>
+          <w:color w:val="E72F1F"/>
+          <w:sz w:val="20"/>
+        </w:rPr>
+        <w:t>Recording dissent accurately is not a failure of the process. It is what allows the process to conclude.</w:t>
       </w:r>
     </w:p>
     <w:sectPr>
